--- a/Practicas/p1.1/P1.1_SantiagoAlbertoMartínezHernández.docx
+++ b/Practicas/p1.1/P1.1_SantiagoAlbertoMartínezHernández.docx
@@ -1177,10 +1177,23 @@
     </w:p>
     <w:p>
       <w:pPr>
+        <w:rPr>
+          <w:rFonts w:ascii="Arial" w:hAnsi="Arial" w:cs="Arial"/>
+        </w:rPr>
+      </w:pPr>
+      <w:r>
+        <w:rPr>
+          <w:rFonts w:ascii="Arial" w:hAnsi="Arial" w:cs="Arial"/>
+        </w:rPr>
+        <w:t>Teléfono inteligente</w:t>
+      </w:r>
+    </w:p>
+    <w:p>
+      <w:pPr>
         <w:pStyle w:val="Prrafodelista"/>
         <w:numPr>
           <w:ilvl w:val="0"/>
-          <w:numId w:val="3"/>
+          <w:numId w:val="7"/>
         </w:numPr>
         <w:rPr>
           <w:rFonts w:ascii="Arial" w:hAnsi="Arial" w:cs="Arial"/>
@@ -1190,7 +1203,13 @@
         <w:rPr>
           <w:rFonts w:ascii="Arial" w:hAnsi="Arial" w:cs="Arial"/>
         </w:rPr>
-        <w:t>Teléfono inteligente</w:t>
+        <w:t>Gestos de navegación rápidos</w:t>
+      </w:r>
+      <w:r>
+        <w:rPr>
+          <w:rFonts w:ascii="Arial" w:hAnsi="Arial" w:cs="Arial"/>
+        </w:rPr>
+        <w:t xml:space="preserve"> (Deslizar)</w:t>
       </w:r>
     </w:p>
     <w:p>
@@ -1198,27 +1217,8 @@
         <w:pStyle w:val="Prrafodelista"/>
         <w:numPr>
           <w:ilvl w:val="0"/>
-          <w:numId w:val="3"/>
+          <w:numId w:val="7"/>
         </w:numPr>
-        <w:rPr>
-          <w:rFonts w:ascii="Arial" w:hAnsi="Arial" w:cs="Arial"/>
-        </w:rPr>
-      </w:pPr>
-      <w:r>
-        <w:rPr>
-          <w:rFonts w:ascii="Arial" w:hAnsi="Arial" w:cs="Arial"/>
-        </w:rPr>
-        <w:t>Gestos de navegación rápidos</w:t>
-      </w:r>
-      <w:r>
-        <w:rPr>
-          <w:rFonts w:ascii="Arial" w:hAnsi="Arial" w:cs="Arial"/>
-        </w:rPr>
-        <w:t xml:space="preserve"> (Deslizar)</w:t>
-      </w:r>
-    </w:p>
-    <w:p>
-      <w:pPr>
         <w:rPr>
           <w:rFonts w:ascii="Arial" w:hAnsi="Arial" w:cs="Arial"/>
         </w:rPr>
@@ -2029,6 +2029,119 @@
     </w:lvl>
   </w:abstractNum>
   <w:abstractNum w:abstractNumId="3" w15:restartNumberingAfterBreak="0">
+    <w:nsid w:val="36063E6A"/>
+    <w:multiLevelType w:val="hybridMultilevel"/>
+    <w:tmpl w:val="70A49F88"/>
+    <w:lvl w:ilvl="0" w:tplc="080A0001">
+      <w:start w:val="1"/>
+      <w:numFmt w:val="bullet"/>
+      <w:lvlText w:val=""/>
+      <w:lvlJc w:val="left"/>
+      <w:pPr>
+        <w:ind w:left="720" w:hanging="360"/>
+      </w:pPr>
+      <w:rPr>
+        <w:rFonts w:ascii="Symbol" w:hAnsi="Symbol" w:hint="default"/>
+      </w:rPr>
+    </w:lvl>
+    <w:lvl w:ilvl="1" w:tplc="080A0003" w:tentative="1">
+      <w:start w:val="1"/>
+      <w:numFmt w:val="bullet"/>
+      <w:lvlText w:val="o"/>
+      <w:lvlJc w:val="left"/>
+      <w:pPr>
+        <w:ind w:left="1440" w:hanging="360"/>
+      </w:pPr>
+      <w:rPr>
+        <w:rFonts w:ascii="Courier New" w:hAnsi="Courier New" w:cs="Courier New" w:hint="default"/>
+      </w:rPr>
+    </w:lvl>
+    <w:lvl w:ilvl="2" w:tplc="080A0005" w:tentative="1">
+      <w:start w:val="1"/>
+      <w:numFmt w:val="bullet"/>
+      <w:lvlText w:val=""/>
+      <w:lvlJc w:val="left"/>
+      <w:pPr>
+        <w:ind w:left="2160" w:hanging="360"/>
+      </w:pPr>
+      <w:rPr>
+        <w:rFonts w:ascii="Wingdings" w:hAnsi="Wingdings" w:hint="default"/>
+      </w:rPr>
+    </w:lvl>
+    <w:lvl w:ilvl="3" w:tplc="080A0001" w:tentative="1">
+      <w:start w:val="1"/>
+      <w:numFmt w:val="bullet"/>
+      <w:lvlText w:val=""/>
+      <w:lvlJc w:val="left"/>
+      <w:pPr>
+        <w:ind w:left="2880" w:hanging="360"/>
+      </w:pPr>
+      <w:rPr>
+        <w:rFonts w:ascii="Symbol" w:hAnsi="Symbol" w:hint="default"/>
+      </w:rPr>
+    </w:lvl>
+    <w:lvl w:ilvl="4" w:tplc="080A0003" w:tentative="1">
+      <w:start w:val="1"/>
+      <w:numFmt w:val="bullet"/>
+      <w:lvlText w:val="o"/>
+      <w:lvlJc w:val="left"/>
+      <w:pPr>
+        <w:ind w:left="3600" w:hanging="360"/>
+      </w:pPr>
+      <w:rPr>
+        <w:rFonts w:ascii="Courier New" w:hAnsi="Courier New" w:cs="Courier New" w:hint="default"/>
+      </w:rPr>
+    </w:lvl>
+    <w:lvl w:ilvl="5" w:tplc="080A0005" w:tentative="1">
+      <w:start w:val="1"/>
+      <w:numFmt w:val="bullet"/>
+      <w:lvlText w:val=""/>
+      <w:lvlJc w:val="left"/>
+      <w:pPr>
+        <w:ind w:left="4320" w:hanging="360"/>
+      </w:pPr>
+      <w:rPr>
+        <w:rFonts w:ascii="Wingdings" w:hAnsi="Wingdings" w:hint="default"/>
+      </w:rPr>
+    </w:lvl>
+    <w:lvl w:ilvl="6" w:tplc="080A0001" w:tentative="1">
+      <w:start w:val="1"/>
+      <w:numFmt w:val="bullet"/>
+      <w:lvlText w:val=""/>
+      <w:lvlJc w:val="left"/>
+      <w:pPr>
+        <w:ind w:left="5040" w:hanging="360"/>
+      </w:pPr>
+      <w:rPr>
+        <w:rFonts w:ascii="Symbol" w:hAnsi="Symbol" w:hint="default"/>
+      </w:rPr>
+    </w:lvl>
+    <w:lvl w:ilvl="7" w:tplc="080A0003" w:tentative="1">
+      <w:start w:val="1"/>
+      <w:numFmt w:val="bullet"/>
+      <w:lvlText w:val="o"/>
+      <w:lvlJc w:val="left"/>
+      <w:pPr>
+        <w:ind w:left="5760" w:hanging="360"/>
+      </w:pPr>
+      <w:rPr>
+        <w:rFonts w:ascii="Courier New" w:hAnsi="Courier New" w:cs="Courier New" w:hint="default"/>
+      </w:rPr>
+    </w:lvl>
+    <w:lvl w:ilvl="8" w:tplc="080A0005" w:tentative="1">
+      <w:start w:val="1"/>
+      <w:numFmt w:val="bullet"/>
+      <w:lvlText w:val=""/>
+      <w:lvlJc w:val="left"/>
+      <w:pPr>
+        <w:ind w:left="6480" w:hanging="360"/>
+      </w:pPr>
+      <w:rPr>
+        <w:rFonts w:ascii="Wingdings" w:hAnsi="Wingdings" w:hint="default"/>
+      </w:rPr>
+    </w:lvl>
+  </w:abstractNum>
+  <w:abstractNum w:abstractNumId="4" w15:restartNumberingAfterBreak="0">
     <w:nsid w:val="45006307"/>
     <w:multiLevelType w:val="hybridMultilevel"/>
     <w:tmpl w:val="A5E82C84"/>
@@ -2141,7 +2254,7 @@
       </w:rPr>
     </w:lvl>
   </w:abstractNum>
-  <w:abstractNum w:abstractNumId="4" w15:restartNumberingAfterBreak="0">
+  <w:abstractNum w:abstractNumId="5" w15:restartNumberingAfterBreak="0">
     <w:nsid w:val="471F4623"/>
     <w:multiLevelType w:val="hybridMultilevel"/>
     <w:tmpl w:val="E44CD2C6"/>
@@ -2254,7 +2367,7 @@
       </w:rPr>
     </w:lvl>
   </w:abstractNum>
-  <w:abstractNum w:abstractNumId="5" w15:restartNumberingAfterBreak="0">
+  <w:abstractNum w:abstractNumId="6" w15:restartNumberingAfterBreak="0">
     <w:nsid w:val="69884C42"/>
     <w:multiLevelType w:val="hybridMultilevel"/>
     <w:tmpl w:val="7EB6852A"/>
@@ -2368,7 +2481,7 @@
     </w:lvl>
   </w:abstractNum>
   <w:num w:numId="1" w16cid:durableId="224338638">
-    <w:abstractNumId w:val="5"/>
+    <w:abstractNumId w:val="6"/>
   </w:num>
   <w:num w:numId="2" w16cid:durableId="587885798">
     <w:abstractNumId w:val="0"/>
@@ -2377,12 +2490,15 @@
     <w:abstractNumId w:val="1"/>
   </w:num>
   <w:num w:numId="4" w16cid:durableId="430974556">
-    <w:abstractNumId w:val="4"/>
+    <w:abstractNumId w:val="5"/>
   </w:num>
   <w:num w:numId="5" w16cid:durableId="1259681506">
     <w:abstractNumId w:val="2"/>
   </w:num>
   <w:num w:numId="6" w16cid:durableId="1372194293">
+    <w:abstractNumId w:val="4"/>
+  </w:num>
+  <w:num w:numId="7" w16cid:durableId="1540119826">
     <w:abstractNumId w:val="3"/>
   </w:num>
 </w:numbering>
